--- a/Physics/Units/02-Kinematics  1D and 2D Motion/Unit Plan.docx
+++ b/Physics/Units/02-Kinematics  1D and 2D Motion/Unit Plan.docx
@@ -316,7 +316,7 @@
                 <w:sz w:val="22"/>
                 <w:u w:val="none"/>
               </w:rPr>
-              <w:t>Distance, Displacement, Speed, and Velocity</w:t>
+              <w:t>Distance, Displacement, Speed, and Velocity (Day 1 of 2)</w:t>
             </w:r>
           </w:p>
         </w:tc>
@@ -335,7 +335,7 @@
                 <w:sz w:val="22"/>
                 <w:u w:val="none"/>
               </w:rPr>
-              <w:t>2</w:t>
+              <w:t>1</w:t>
             </w:r>
           </w:p>
         </w:tc>
@@ -354,7 +354,7 @@
                 <w:sz w:val="22"/>
                 <w:u w:val="none"/>
               </w:rPr>
-              <w:t>At the end of 42 minutes I can distinguish between distance and displacement and between speed and velocity, and calcula...</w:t>
+              <w:t>At the end of 42 minutes I can define and identify key concepts related to: distinguish between distance and displacemen...</w:t>
             </w:r>
           </w:p>
         </w:tc>
@@ -396,7 +396,7 @@
                 <w:sz w:val="22"/>
                 <w:u w:val="none"/>
               </w:rPr>
-              <w:t>Position-Time Graphs and Instantaneous Velocity</w:t>
+              <w:t>Distance, Displacement, Speed, and Velocity (Day 2 of 2)</w:t>
             </w:r>
           </w:p>
         </w:tc>
@@ -416,7 +416,7 @@
                 <w:sz w:val="22"/>
                 <w:u w:val="none"/>
               </w:rPr>
-              <w:t>2</w:t>
+              <w:t>1</w:t>
             </w:r>
           </w:p>
         </w:tc>
@@ -436,7 +436,7 @@
                 <w:sz w:val="22"/>
                 <w:u w:val="none"/>
               </w:rPr>
-              <w:t>At the end of 42 minutes I can interpret position-time graphs to describe an object's motion and calculate instantaneous...</w:t>
+              <w:t>At the end of 42 minutes I can apply and analyze my understanding to distinguish between distance and displacement and b...</w:t>
             </w:r>
           </w:p>
         </w:tc>
@@ -476,7 +476,7 @@
                 <w:sz w:val="22"/>
                 <w:u w:val="none"/>
               </w:rPr>
-              <w:t>Acceleration and Velocity-Time Graphs</w:t>
+              <w:t>Position-Time Graphs and Instantaneous Velocity (Day 1 of 2)</w:t>
             </w:r>
           </w:p>
         </w:tc>
@@ -495,7 +495,7 @@
                 <w:sz w:val="22"/>
                 <w:u w:val="none"/>
               </w:rPr>
-              <w:t>3</w:t>
+              <w:t>1</w:t>
             </w:r>
           </w:p>
         </w:tc>
@@ -514,7 +514,7 @@
                 <w:sz w:val="22"/>
                 <w:u w:val="none"/>
               </w:rPr>
-              <w:t>At the end of 42 minutes I can define acceleration as the rate of change of velocity, calculate acceleration from data o...</w:t>
+              <w:t>At the end of 42 minutes I can define and identify key concepts related to: interpret position-time graphs to describe a...</w:t>
             </w:r>
           </w:p>
         </w:tc>
@@ -556,7 +556,7 @@
                 <w:sz w:val="22"/>
                 <w:u w:val="none"/>
               </w:rPr>
-              <w:t>Kinematic Equations for Constant Acceleration</w:t>
+              <w:t>Position-Time Graphs and Instantaneous Velocity (Day 2 of 2)</w:t>
             </w:r>
           </w:p>
         </w:tc>
@@ -576,7 +576,7 @@
                 <w:sz w:val="22"/>
                 <w:u w:val="none"/>
               </w:rPr>
-              <w:t>3</w:t>
+              <w:t>1</w:t>
             </w:r>
           </w:p>
         </w:tc>
@@ -596,7 +596,7 @@
                 <w:sz w:val="22"/>
                 <w:u w:val="none"/>
               </w:rPr>
-              <w:t>At the end of 42 minutes I can select and apply the appropriate kinematic equation to solve problems involving constant ...</w:t>
+              <w:t>At the end of 42 minutes I can apply and analyze my understanding to interpret position-time graphs to describe an objec...</w:t>
             </w:r>
           </w:p>
         </w:tc>
@@ -636,7 +636,7 @@
                 <w:sz w:val="22"/>
                 <w:u w:val="none"/>
               </w:rPr>
-              <w:t>Free Fall and the Acceleration Due to Gravity</w:t>
+              <w:t>Acceleration and Velocity-Time Graphs (Day 1 of 3)</w:t>
             </w:r>
           </w:p>
         </w:tc>
@@ -655,7 +655,7 @@
                 <w:sz w:val="22"/>
                 <w:u w:val="none"/>
               </w:rPr>
-              <w:t>3</w:t>
+              <w:t>1</w:t>
             </w:r>
           </w:p>
         </w:tc>
@@ -674,7 +674,7 @@
                 <w:sz w:val="22"/>
                 <w:u w:val="none"/>
               </w:rPr>
-              <w:t>At the end of 42 minutes I can apply kinematic equations to objects in free fall, using g = 9.81 m/s^2 as the accelerati...</w:t>
+              <w:t>At the end of 42 minutes I can define and describe key concepts related to: define acceleration as the rate of change of...</w:t>
             </w:r>
           </w:p>
         </w:tc>
@@ -716,7 +716,7 @@
                 <w:sz w:val="22"/>
                 <w:u w:val="none"/>
               </w:rPr>
-              <w:t>Projectile Motion — Horizontally Launched</w:t>
+              <w:t>Acceleration and Velocity-Time Graphs (Day 2 of 3)</w:t>
             </w:r>
           </w:p>
         </w:tc>
@@ -736,7 +736,7 @@
                 <w:sz w:val="22"/>
                 <w:u w:val="none"/>
               </w:rPr>
-              <w:t>3</w:t>
+              <w:t>1</w:t>
             </w:r>
           </w:p>
         </w:tc>
@@ -756,7 +756,7 @@
                 <w:sz w:val="22"/>
                 <w:u w:val="none"/>
               </w:rPr>
-              <w:t>At the end of 42 minutes I can analyze the motion of a horizontally launched projectile by independently solving the hor...</w:t>
+              <w:t>At the end of 42 minutes I can apply and compare concepts and define acceleration as the rate of change of velocity, cal...</w:t>
             </w:r>
           </w:p>
         </w:tc>
@@ -796,7 +796,7 @@
                 <w:sz w:val="22"/>
                 <w:u w:val="none"/>
               </w:rPr>
-              <w:t>Projectile Motion — Angled Launch Introduction</w:t>
+              <w:t>Acceleration and Velocity-Time Graphs (Day 3 of 3)</w:t>
             </w:r>
           </w:p>
         </w:tc>
@@ -815,7 +815,7 @@
                 <w:sz w:val="22"/>
                 <w:u w:val="none"/>
               </w:rPr>
-              <w:t>2</w:t>
+              <w:t>1</w:t>
             </w:r>
           </w:p>
         </w:tc>
@@ -834,7 +834,7 @@
                 <w:sz w:val="22"/>
                 <w:u w:val="none"/>
               </w:rPr>
-              <w:t>At the end of 42 minutes I can resolve the initial velocity of an angled projectile into horizontal and vertical compone...</w:t>
+              <w:t>At the end of 42 minutes I can evaluate and explain my understanding to define acceleration as the rate of change of vel...</w:t>
             </w:r>
           </w:p>
         </w:tc>
@@ -876,7 +876,7 @@
                 <w:sz w:val="22"/>
                 <w:u w:val="none"/>
               </w:rPr>
-              <w:t>Relative Motion</w:t>
+              <w:t>Kinematic Equations for Constant Acceleration (Day 1 of 3)</w:t>
             </w:r>
           </w:p>
         </w:tc>
@@ -896,7 +896,7 @@
                 <w:sz w:val="22"/>
                 <w:u w:val="none"/>
               </w:rPr>
-              <w:t>2</w:t>
+              <w:t>1</w:t>
             </w:r>
           </w:p>
         </w:tc>
@@ -916,7 +916,1365 @@
                 <w:sz w:val="22"/>
                 <w:u w:val="none"/>
               </w:rPr>
-              <w:t>At the end of 42 minutes I can describe the velocity of an object relative to different frames of reference and solve re...</w:t>
+              <w:t>At the end of 42 minutes I can define and describe key concepts related to: select and apply the appropriate kinematic e...</w:t>
+            </w:r>
+          </w:p>
+        </w:tc>
+      </w:tr>
+      <w:tr>
+        <w:tc>
+          <w:tcPr>
+            <w:tcW w:type="dxa" w:w="1008"/>
+          </w:tcPr>
+          <w:p>
+            <w:r/>
+            <w:r>
+              <w:rPr>
+                <w:rFonts w:ascii="Calibri" w:hAnsi="Calibri"/>
+                <w:b w:val="0"/>
+                <w:i w:val="0"/>
+                <w:color w:val="000000"/>
+                <w:sz w:val="22"/>
+                <w:u w:val="none"/>
+              </w:rPr>
+              <w:t>9</w:t>
+            </w:r>
+          </w:p>
+        </w:tc>
+        <w:tc>
+          <w:tcPr>
+            <w:tcW w:type="dxa" w:w="2880"/>
+          </w:tcPr>
+          <w:p>
+            <w:r/>
+            <w:r>
+              <w:rPr>
+                <w:rFonts w:ascii="Calibri" w:hAnsi="Calibri"/>
+                <w:b w:val="0"/>
+                <w:i w:val="0"/>
+                <w:color w:val="000000"/>
+                <w:sz w:val="22"/>
+                <w:u w:val="none"/>
+              </w:rPr>
+              <w:t>Kinematic Equations for Constant Acceleration (Day 2 of 3)</w:t>
+            </w:r>
+          </w:p>
+        </w:tc>
+        <w:tc>
+          <w:tcPr>
+            <w:tcW w:type="dxa" w:w="864"/>
+          </w:tcPr>
+          <w:p>
+            <w:r/>
+            <w:r>
+              <w:rPr>
+                <w:rFonts w:ascii="Calibri" w:hAnsi="Calibri"/>
+                <w:b w:val="0"/>
+                <w:i w:val="0"/>
+                <w:color w:val="000000"/>
+                <w:sz w:val="22"/>
+                <w:u w:val="none"/>
+              </w:rPr>
+              <w:t>1</w:t>
+            </w:r>
+          </w:p>
+        </w:tc>
+        <w:tc>
+          <w:tcPr>
+            <w:tcW w:type="dxa" w:w="5040"/>
+          </w:tcPr>
+          <w:p>
+            <w:r/>
+            <w:r>
+              <w:rPr>
+                <w:rFonts w:ascii="Calibri" w:hAnsi="Calibri"/>
+                <w:b w:val="0"/>
+                <w:i w:val="0"/>
+                <w:color w:val="000000"/>
+                <w:sz w:val="22"/>
+                <w:u w:val="none"/>
+              </w:rPr>
+              <w:t>At the end of 42 minutes I can apply and compare concepts and select and apply the appropriate kinematic equation to sol...</w:t>
+            </w:r>
+          </w:p>
+        </w:tc>
+      </w:tr>
+      <w:tr>
+        <w:tc>
+          <w:tcPr>
+            <w:tcW w:type="dxa" w:w="1008"/>
+            <w:shd w:fill="F2F2F2" w:val="clear"/>
+          </w:tcPr>
+          <w:p>
+            <w:r/>
+            <w:r>
+              <w:rPr>
+                <w:rFonts w:ascii="Calibri" w:hAnsi="Calibri"/>
+                <w:b w:val="0"/>
+                <w:i w:val="0"/>
+                <w:color w:val="000000"/>
+                <w:sz w:val="22"/>
+                <w:u w:val="none"/>
+              </w:rPr>
+              <w:t>10</w:t>
+            </w:r>
+          </w:p>
+        </w:tc>
+        <w:tc>
+          <w:tcPr>
+            <w:tcW w:type="dxa" w:w="2880"/>
+            <w:shd w:fill="F2F2F2" w:val="clear"/>
+          </w:tcPr>
+          <w:p>
+            <w:r/>
+            <w:r>
+              <w:rPr>
+                <w:rFonts w:ascii="Calibri" w:hAnsi="Calibri"/>
+                <w:b w:val="0"/>
+                <w:i w:val="0"/>
+                <w:color w:val="000000"/>
+                <w:sz w:val="22"/>
+                <w:u w:val="none"/>
+              </w:rPr>
+              <w:t>Kinematic Equations for Constant Acceleration (Day 3 of 3)</w:t>
+            </w:r>
+          </w:p>
+        </w:tc>
+        <w:tc>
+          <w:tcPr>
+            <w:tcW w:type="dxa" w:w="864"/>
+            <w:shd w:fill="F2F2F2" w:val="clear"/>
+          </w:tcPr>
+          <w:p>
+            <w:r/>
+            <w:r>
+              <w:rPr>
+                <w:rFonts w:ascii="Calibri" w:hAnsi="Calibri"/>
+                <w:b w:val="0"/>
+                <w:i w:val="0"/>
+                <w:color w:val="000000"/>
+                <w:sz w:val="22"/>
+                <w:u w:val="none"/>
+              </w:rPr>
+              <w:t>1</w:t>
+            </w:r>
+          </w:p>
+        </w:tc>
+        <w:tc>
+          <w:tcPr>
+            <w:tcW w:type="dxa" w:w="5040"/>
+            <w:shd w:fill="F2F2F2" w:val="clear"/>
+          </w:tcPr>
+          <w:p>
+            <w:r/>
+            <w:r>
+              <w:rPr>
+                <w:rFonts w:ascii="Calibri" w:hAnsi="Calibri"/>
+                <w:b w:val="0"/>
+                <w:i w:val="0"/>
+                <w:color w:val="000000"/>
+                <w:sz w:val="22"/>
+                <w:u w:val="none"/>
+              </w:rPr>
+              <w:t>At the end of 42 minutes I can evaluate and explain my understanding to select and apply the appropriate kinematic equat...</w:t>
+            </w:r>
+          </w:p>
+        </w:tc>
+      </w:tr>
+      <w:tr>
+        <w:tc>
+          <w:tcPr>
+            <w:tcW w:type="dxa" w:w="1008"/>
+          </w:tcPr>
+          <w:p>
+            <w:r/>
+            <w:r>
+              <w:rPr>
+                <w:rFonts w:ascii="Calibri" w:hAnsi="Calibri"/>
+                <w:b w:val="0"/>
+                <w:i w:val="0"/>
+                <w:color w:val="000000"/>
+                <w:sz w:val="22"/>
+                <w:u w:val="none"/>
+              </w:rPr>
+              <w:t>11</w:t>
+            </w:r>
+          </w:p>
+        </w:tc>
+        <w:tc>
+          <w:tcPr>
+            <w:tcW w:type="dxa" w:w="2880"/>
+          </w:tcPr>
+          <w:p>
+            <w:r/>
+            <w:r>
+              <w:rPr>
+                <w:rFonts w:ascii="Calibri" w:hAnsi="Calibri"/>
+                <w:b w:val="0"/>
+                <w:i w:val="0"/>
+                <w:color w:val="000000"/>
+                <w:sz w:val="22"/>
+                <w:u w:val="none"/>
+              </w:rPr>
+              <w:t>Free Fall and the Acceleration Due to Gravity (Day 1 of 3)</w:t>
+            </w:r>
+          </w:p>
+        </w:tc>
+        <w:tc>
+          <w:tcPr>
+            <w:tcW w:type="dxa" w:w="864"/>
+          </w:tcPr>
+          <w:p>
+            <w:r/>
+            <w:r>
+              <w:rPr>
+                <w:rFonts w:ascii="Calibri" w:hAnsi="Calibri"/>
+                <w:b w:val="0"/>
+                <w:i w:val="0"/>
+                <w:color w:val="000000"/>
+                <w:sz w:val="22"/>
+                <w:u w:val="none"/>
+              </w:rPr>
+              <w:t>1</w:t>
+            </w:r>
+          </w:p>
+        </w:tc>
+        <w:tc>
+          <w:tcPr>
+            <w:tcW w:type="dxa" w:w="5040"/>
+          </w:tcPr>
+          <w:p>
+            <w:r/>
+            <w:r>
+              <w:rPr>
+                <w:rFonts w:ascii="Calibri" w:hAnsi="Calibri"/>
+                <w:b w:val="0"/>
+                <w:i w:val="0"/>
+                <w:color w:val="000000"/>
+                <w:sz w:val="22"/>
+                <w:u w:val="none"/>
+              </w:rPr>
+              <w:t>At the end of 42 minutes I can define and describe key concepts related to: apply kinematic equations to objects in free...</w:t>
+            </w:r>
+          </w:p>
+        </w:tc>
+      </w:tr>
+      <w:tr>
+        <w:tc>
+          <w:tcPr>
+            <w:tcW w:type="dxa" w:w="1008"/>
+            <w:shd w:fill="F2F2F2" w:val="clear"/>
+          </w:tcPr>
+          <w:p>
+            <w:r/>
+            <w:r>
+              <w:rPr>
+                <w:rFonts w:ascii="Calibri" w:hAnsi="Calibri"/>
+                <w:b w:val="0"/>
+                <w:i w:val="0"/>
+                <w:color w:val="000000"/>
+                <w:sz w:val="22"/>
+                <w:u w:val="none"/>
+              </w:rPr>
+              <w:t>12</w:t>
+            </w:r>
+          </w:p>
+        </w:tc>
+        <w:tc>
+          <w:tcPr>
+            <w:tcW w:type="dxa" w:w="2880"/>
+            <w:shd w:fill="F2F2F2" w:val="clear"/>
+          </w:tcPr>
+          <w:p>
+            <w:r/>
+            <w:r>
+              <w:rPr>
+                <w:rFonts w:ascii="Calibri" w:hAnsi="Calibri"/>
+                <w:b w:val="0"/>
+                <w:i w:val="0"/>
+                <w:color w:val="000000"/>
+                <w:sz w:val="22"/>
+                <w:u w:val="none"/>
+              </w:rPr>
+              <w:t>Free Fall and the Acceleration Due to Gravity (Day 2 of 3)</w:t>
+            </w:r>
+          </w:p>
+        </w:tc>
+        <w:tc>
+          <w:tcPr>
+            <w:tcW w:type="dxa" w:w="864"/>
+            <w:shd w:fill="F2F2F2" w:val="clear"/>
+          </w:tcPr>
+          <w:p>
+            <w:r/>
+            <w:r>
+              <w:rPr>
+                <w:rFonts w:ascii="Calibri" w:hAnsi="Calibri"/>
+                <w:b w:val="0"/>
+                <w:i w:val="0"/>
+                <w:color w:val="000000"/>
+                <w:sz w:val="22"/>
+                <w:u w:val="none"/>
+              </w:rPr>
+              <w:t>1</w:t>
+            </w:r>
+          </w:p>
+        </w:tc>
+        <w:tc>
+          <w:tcPr>
+            <w:tcW w:type="dxa" w:w="5040"/>
+            <w:shd w:fill="F2F2F2" w:val="clear"/>
+          </w:tcPr>
+          <w:p>
+            <w:r/>
+            <w:r>
+              <w:rPr>
+                <w:rFonts w:ascii="Calibri" w:hAnsi="Calibri"/>
+                <w:b w:val="0"/>
+                <w:i w:val="0"/>
+                <w:color w:val="000000"/>
+                <w:sz w:val="22"/>
+                <w:u w:val="none"/>
+              </w:rPr>
+              <w:t>At the end of 42 minutes I can apply and compare concepts and apply kinematic equations to objects in free fall, using g...</w:t>
+            </w:r>
+          </w:p>
+        </w:tc>
+      </w:tr>
+      <w:tr>
+        <w:tc>
+          <w:tcPr>
+            <w:tcW w:type="dxa" w:w="1008"/>
+          </w:tcPr>
+          <w:p>
+            <w:r/>
+            <w:r>
+              <w:rPr>
+                <w:rFonts w:ascii="Calibri" w:hAnsi="Calibri"/>
+                <w:b w:val="0"/>
+                <w:i w:val="0"/>
+                <w:color w:val="000000"/>
+                <w:sz w:val="22"/>
+                <w:u w:val="none"/>
+              </w:rPr>
+              <w:t>13</w:t>
+            </w:r>
+          </w:p>
+        </w:tc>
+        <w:tc>
+          <w:tcPr>
+            <w:tcW w:type="dxa" w:w="2880"/>
+          </w:tcPr>
+          <w:p>
+            <w:r/>
+            <w:r>
+              <w:rPr>
+                <w:rFonts w:ascii="Calibri" w:hAnsi="Calibri"/>
+                <w:b w:val="0"/>
+                <w:i w:val="0"/>
+                <w:color w:val="000000"/>
+                <w:sz w:val="22"/>
+                <w:u w:val="none"/>
+              </w:rPr>
+              <w:t>Free Fall and the Acceleration Due to Gravity (Day 3 of 3)</w:t>
+            </w:r>
+          </w:p>
+        </w:tc>
+        <w:tc>
+          <w:tcPr>
+            <w:tcW w:type="dxa" w:w="864"/>
+          </w:tcPr>
+          <w:p>
+            <w:r/>
+            <w:r>
+              <w:rPr>
+                <w:rFonts w:ascii="Calibri" w:hAnsi="Calibri"/>
+                <w:b w:val="0"/>
+                <w:i w:val="0"/>
+                <w:color w:val="000000"/>
+                <w:sz w:val="22"/>
+                <w:u w:val="none"/>
+              </w:rPr>
+              <w:t>1</w:t>
+            </w:r>
+          </w:p>
+        </w:tc>
+        <w:tc>
+          <w:tcPr>
+            <w:tcW w:type="dxa" w:w="5040"/>
+          </w:tcPr>
+          <w:p>
+            <w:r/>
+            <w:r>
+              <w:rPr>
+                <w:rFonts w:ascii="Calibri" w:hAnsi="Calibri"/>
+                <w:b w:val="0"/>
+                <w:i w:val="0"/>
+                <w:color w:val="000000"/>
+                <w:sz w:val="22"/>
+                <w:u w:val="none"/>
+              </w:rPr>
+              <w:t>At the end of 42 minutes I can evaluate and explain my understanding to apply kinematic equations to objects in free fal...</w:t>
+            </w:r>
+          </w:p>
+        </w:tc>
+      </w:tr>
+      <w:tr>
+        <w:tc>
+          <w:tcPr>
+            <w:tcW w:type="dxa" w:w="1008"/>
+            <w:shd w:fill="F2F2F2" w:val="clear"/>
+          </w:tcPr>
+          <w:p>
+            <w:r/>
+            <w:r>
+              <w:rPr>
+                <w:rFonts w:ascii="Calibri" w:hAnsi="Calibri"/>
+                <w:b w:val="0"/>
+                <w:i w:val="0"/>
+                <w:color w:val="000000"/>
+                <w:sz w:val="22"/>
+                <w:u w:val="none"/>
+              </w:rPr>
+              <w:t>14</w:t>
+            </w:r>
+          </w:p>
+        </w:tc>
+        <w:tc>
+          <w:tcPr>
+            <w:tcW w:type="dxa" w:w="2880"/>
+            <w:shd w:fill="F2F2F2" w:val="clear"/>
+          </w:tcPr>
+          <w:p>
+            <w:r/>
+            <w:r>
+              <w:rPr>
+                <w:rFonts w:ascii="Calibri" w:hAnsi="Calibri"/>
+                <w:b w:val="0"/>
+                <w:i w:val="0"/>
+                <w:color w:val="000000"/>
+                <w:sz w:val="22"/>
+                <w:u w:val="none"/>
+              </w:rPr>
+              <w:t>Projectile Motion — Horizontally Launched (Day 1 of 3)</w:t>
+            </w:r>
+          </w:p>
+        </w:tc>
+        <w:tc>
+          <w:tcPr>
+            <w:tcW w:type="dxa" w:w="864"/>
+            <w:shd w:fill="F2F2F2" w:val="clear"/>
+          </w:tcPr>
+          <w:p>
+            <w:r/>
+            <w:r>
+              <w:rPr>
+                <w:rFonts w:ascii="Calibri" w:hAnsi="Calibri"/>
+                <w:b w:val="0"/>
+                <w:i w:val="0"/>
+                <w:color w:val="000000"/>
+                <w:sz w:val="22"/>
+                <w:u w:val="none"/>
+              </w:rPr>
+              <w:t>1</w:t>
+            </w:r>
+          </w:p>
+        </w:tc>
+        <w:tc>
+          <w:tcPr>
+            <w:tcW w:type="dxa" w:w="5040"/>
+            <w:shd w:fill="F2F2F2" w:val="clear"/>
+          </w:tcPr>
+          <w:p>
+            <w:r/>
+            <w:r>
+              <w:rPr>
+                <w:rFonts w:ascii="Calibri" w:hAnsi="Calibri"/>
+                <w:b w:val="0"/>
+                <w:i w:val="0"/>
+                <w:color w:val="000000"/>
+                <w:sz w:val="22"/>
+                <w:u w:val="none"/>
+              </w:rPr>
+              <w:t>At the end of 42 minutes I can define and describe key concepts related to: analyze the motion of a horizontally launche...</w:t>
+            </w:r>
+          </w:p>
+        </w:tc>
+      </w:tr>
+      <w:tr>
+        <w:tc>
+          <w:tcPr>
+            <w:tcW w:type="dxa" w:w="1008"/>
+          </w:tcPr>
+          <w:p>
+            <w:r/>
+            <w:r>
+              <w:rPr>
+                <w:rFonts w:ascii="Calibri" w:hAnsi="Calibri"/>
+                <w:b w:val="0"/>
+                <w:i w:val="0"/>
+                <w:color w:val="000000"/>
+                <w:sz w:val="22"/>
+                <w:u w:val="none"/>
+              </w:rPr>
+              <w:t>15</w:t>
+            </w:r>
+          </w:p>
+        </w:tc>
+        <w:tc>
+          <w:tcPr>
+            <w:tcW w:type="dxa" w:w="2880"/>
+          </w:tcPr>
+          <w:p>
+            <w:r/>
+            <w:r>
+              <w:rPr>
+                <w:rFonts w:ascii="Calibri" w:hAnsi="Calibri"/>
+                <w:b w:val="0"/>
+                <w:i w:val="0"/>
+                <w:color w:val="000000"/>
+                <w:sz w:val="22"/>
+                <w:u w:val="none"/>
+              </w:rPr>
+              <w:t>Projectile Motion — Horizontally Launched (Day 2 of 3)</w:t>
+            </w:r>
+          </w:p>
+        </w:tc>
+        <w:tc>
+          <w:tcPr>
+            <w:tcW w:type="dxa" w:w="864"/>
+          </w:tcPr>
+          <w:p>
+            <w:r/>
+            <w:r>
+              <w:rPr>
+                <w:rFonts w:ascii="Calibri" w:hAnsi="Calibri"/>
+                <w:b w:val="0"/>
+                <w:i w:val="0"/>
+                <w:color w:val="000000"/>
+                <w:sz w:val="22"/>
+                <w:u w:val="none"/>
+              </w:rPr>
+              <w:t>1</w:t>
+            </w:r>
+          </w:p>
+        </w:tc>
+        <w:tc>
+          <w:tcPr>
+            <w:tcW w:type="dxa" w:w="5040"/>
+          </w:tcPr>
+          <w:p>
+            <w:r/>
+            <w:r>
+              <w:rPr>
+                <w:rFonts w:ascii="Calibri" w:hAnsi="Calibri"/>
+                <w:b w:val="0"/>
+                <w:i w:val="0"/>
+                <w:color w:val="000000"/>
+                <w:sz w:val="22"/>
+                <w:u w:val="none"/>
+              </w:rPr>
+              <w:t>At the end of 42 minutes I can apply and compare concepts and analyze the motion of a horizontally launched projectile b...</w:t>
+            </w:r>
+          </w:p>
+        </w:tc>
+      </w:tr>
+      <w:tr>
+        <w:tc>
+          <w:tcPr>
+            <w:tcW w:type="dxa" w:w="1008"/>
+            <w:shd w:fill="F2F2F2" w:val="clear"/>
+          </w:tcPr>
+          <w:p>
+            <w:r/>
+            <w:r>
+              <w:rPr>
+                <w:rFonts w:ascii="Calibri" w:hAnsi="Calibri"/>
+                <w:b w:val="0"/>
+                <w:i w:val="0"/>
+                <w:color w:val="000000"/>
+                <w:sz w:val="22"/>
+                <w:u w:val="none"/>
+              </w:rPr>
+              <w:t>16</w:t>
+            </w:r>
+          </w:p>
+        </w:tc>
+        <w:tc>
+          <w:tcPr>
+            <w:tcW w:type="dxa" w:w="2880"/>
+            <w:shd w:fill="F2F2F2" w:val="clear"/>
+          </w:tcPr>
+          <w:p>
+            <w:r/>
+            <w:r>
+              <w:rPr>
+                <w:rFonts w:ascii="Calibri" w:hAnsi="Calibri"/>
+                <w:b w:val="0"/>
+                <w:i w:val="0"/>
+                <w:color w:val="000000"/>
+                <w:sz w:val="22"/>
+                <w:u w:val="none"/>
+              </w:rPr>
+              <w:t>Projectile Motion — Horizontally Launched (Day 3 of 3)</w:t>
+            </w:r>
+          </w:p>
+        </w:tc>
+        <w:tc>
+          <w:tcPr>
+            <w:tcW w:type="dxa" w:w="864"/>
+            <w:shd w:fill="F2F2F2" w:val="clear"/>
+          </w:tcPr>
+          <w:p>
+            <w:r/>
+            <w:r>
+              <w:rPr>
+                <w:rFonts w:ascii="Calibri" w:hAnsi="Calibri"/>
+                <w:b w:val="0"/>
+                <w:i w:val="0"/>
+                <w:color w:val="000000"/>
+                <w:sz w:val="22"/>
+                <w:u w:val="none"/>
+              </w:rPr>
+              <w:t>1</w:t>
+            </w:r>
+          </w:p>
+        </w:tc>
+        <w:tc>
+          <w:tcPr>
+            <w:tcW w:type="dxa" w:w="5040"/>
+            <w:shd w:fill="F2F2F2" w:val="clear"/>
+          </w:tcPr>
+          <w:p>
+            <w:r/>
+            <w:r>
+              <w:rPr>
+                <w:rFonts w:ascii="Calibri" w:hAnsi="Calibri"/>
+                <w:b w:val="0"/>
+                <w:i w:val="0"/>
+                <w:color w:val="000000"/>
+                <w:sz w:val="22"/>
+                <w:u w:val="none"/>
+              </w:rPr>
+              <w:t>At the end of 42 minutes I can evaluate and explain my understanding to analyze the motion of a horizontally launched pr...</w:t>
+            </w:r>
+          </w:p>
+        </w:tc>
+      </w:tr>
+      <w:tr>
+        <w:tc>
+          <w:tcPr>
+            <w:tcW w:type="dxa" w:w="1008"/>
+          </w:tcPr>
+          <w:p>
+            <w:r/>
+            <w:r>
+              <w:rPr>
+                <w:rFonts w:ascii="Calibri" w:hAnsi="Calibri"/>
+                <w:b w:val="0"/>
+                <w:i w:val="0"/>
+                <w:color w:val="000000"/>
+                <w:sz w:val="22"/>
+                <w:u w:val="none"/>
+              </w:rPr>
+              <w:t>17</w:t>
+            </w:r>
+          </w:p>
+        </w:tc>
+        <w:tc>
+          <w:tcPr>
+            <w:tcW w:type="dxa" w:w="2880"/>
+          </w:tcPr>
+          <w:p>
+            <w:r/>
+            <w:r>
+              <w:rPr>
+                <w:rFonts w:ascii="Calibri" w:hAnsi="Calibri"/>
+                <w:b w:val="0"/>
+                <w:i w:val="0"/>
+                <w:color w:val="000000"/>
+                <w:sz w:val="22"/>
+                <w:u w:val="none"/>
+              </w:rPr>
+              <w:t>Projectile Motion — Angled Launch Introduction (Day 1 of 2)</w:t>
+            </w:r>
+          </w:p>
+        </w:tc>
+        <w:tc>
+          <w:tcPr>
+            <w:tcW w:type="dxa" w:w="864"/>
+          </w:tcPr>
+          <w:p>
+            <w:r/>
+            <w:r>
+              <w:rPr>
+                <w:rFonts w:ascii="Calibri" w:hAnsi="Calibri"/>
+                <w:b w:val="0"/>
+                <w:i w:val="0"/>
+                <w:color w:val="000000"/>
+                <w:sz w:val="22"/>
+                <w:u w:val="none"/>
+              </w:rPr>
+              <w:t>1</w:t>
+            </w:r>
+          </w:p>
+        </w:tc>
+        <w:tc>
+          <w:tcPr>
+            <w:tcW w:type="dxa" w:w="5040"/>
+          </w:tcPr>
+          <w:p>
+            <w:r/>
+            <w:r>
+              <w:rPr>
+                <w:rFonts w:ascii="Calibri" w:hAnsi="Calibri"/>
+                <w:b w:val="0"/>
+                <w:i w:val="0"/>
+                <w:color w:val="000000"/>
+                <w:sz w:val="22"/>
+                <w:u w:val="none"/>
+              </w:rPr>
+              <w:t>At the end of 42 minutes I can define and identify key concepts related to: resolve the initial velocity of an angled pr...</w:t>
+            </w:r>
+          </w:p>
+        </w:tc>
+      </w:tr>
+      <w:tr>
+        <w:tc>
+          <w:tcPr>
+            <w:tcW w:type="dxa" w:w="1008"/>
+            <w:shd w:fill="F2F2F2" w:val="clear"/>
+          </w:tcPr>
+          <w:p>
+            <w:r/>
+            <w:r>
+              <w:rPr>
+                <w:rFonts w:ascii="Calibri" w:hAnsi="Calibri"/>
+                <w:b w:val="0"/>
+                <w:i w:val="0"/>
+                <w:color w:val="000000"/>
+                <w:sz w:val="22"/>
+                <w:u w:val="none"/>
+              </w:rPr>
+              <w:t>18</w:t>
+            </w:r>
+          </w:p>
+        </w:tc>
+        <w:tc>
+          <w:tcPr>
+            <w:tcW w:type="dxa" w:w="2880"/>
+            <w:shd w:fill="F2F2F2" w:val="clear"/>
+          </w:tcPr>
+          <w:p>
+            <w:r/>
+            <w:r>
+              <w:rPr>
+                <w:rFonts w:ascii="Calibri" w:hAnsi="Calibri"/>
+                <w:b w:val="0"/>
+                <w:i w:val="0"/>
+                <w:color w:val="000000"/>
+                <w:sz w:val="22"/>
+                <w:u w:val="none"/>
+              </w:rPr>
+              <w:t>Projectile Motion — Angled Launch Introduction (Day 2 of 2)</w:t>
+            </w:r>
+          </w:p>
+        </w:tc>
+        <w:tc>
+          <w:tcPr>
+            <w:tcW w:type="dxa" w:w="864"/>
+            <w:shd w:fill="F2F2F2" w:val="clear"/>
+          </w:tcPr>
+          <w:p>
+            <w:r/>
+            <w:r>
+              <w:rPr>
+                <w:rFonts w:ascii="Calibri" w:hAnsi="Calibri"/>
+                <w:b w:val="0"/>
+                <w:i w:val="0"/>
+                <w:color w:val="000000"/>
+                <w:sz w:val="22"/>
+                <w:u w:val="none"/>
+              </w:rPr>
+              <w:t>1</w:t>
+            </w:r>
+          </w:p>
+        </w:tc>
+        <w:tc>
+          <w:tcPr>
+            <w:tcW w:type="dxa" w:w="5040"/>
+            <w:shd w:fill="F2F2F2" w:val="clear"/>
+          </w:tcPr>
+          <w:p>
+            <w:r/>
+            <w:r>
+              <w:rPr>
+                <w:rFonts w:ascii="Calibri" w:hAnsi="Calibri"/>
+                <w:b w:val="0"/>
+                <w:i w:val="0"/>
+                <w:color w:val="000000"/>
+                <w:sz w:val="22"/>
+                <w:u w:val="none"/>
+              </w:rPr>
+              <w:t>At the end of 42 minutes I can apply and analyze my understanding to resolve the initial velocity of an angled projectil...</w:t>
+            </w:r>
+          </w:p>
+        </w:tc>
+      </w:tr>
+      <w:tr>
+        <w:tc>
+          <w:tcPr>
+            <w:tcW w:type="dxa" w:w="1008"/>
+          </w:tcPr>
+          <w:p>
+            <w:r/>
+            <w:r>
+              <w:rPr>
+                <w:rFonts w:ascii="Calibri" w:hAnsi="Calibri"/>
+                <w:b w:val="0"/>
+                <w:i w:val="0"/>
+                <w:color w:val="000000"/>
+                <w:sz w:val="22"/>
+                <w:u w:val="none"/>
+              </w:rPr>
+              <w:t>19</w:t>
+            </w:r>
+          </w:p>
+        </w:tc>
+        <w:tc>
+          <w:tcPr>
+            <w:tcW w:type="dxa" w:w="2880"/>
+          </w:tcPr>
+          <w:p>
+            <w:r/>
+            <w:r>
+              <w:rPr>
+                <w:rFonts w:ascii="Calibri" w:hAnsi="Calibri"/>
+                <w:b w:val="0"/>
+                <w:i w:val="0"/>
+                <w:color w:val="000000"/>
+                <w:sz w:val="22"/>
+                <w:u w:val="none"/>
+              </w:rPr>
+              <w:t>Relative Motion (Day 1 of 2)</w:t>
+            </w:r>
+          </w:p>
+        </w:tc>
+        <w:tc>
+          <w:tcPr>
+            <w:tcW w:type="dxa" w:w="864"/>
+          </w:tcPr>
+          <w:p>
+            <w:r/>
+            <w:r>
+              <w:rPr>
+                <w:rFonts w:ascii="Calibri" w:hAnsi="Calibri"/>
+                <w:b w:val="0"/>
+                <w:i w:val="0"/>
+                <w:color w:val="000000"/>
+                <w:sz w:val="22"/>
+                <w:u w:val="none"/>
+              </w:rPr>
+              <w:t>1</w:t>
+            </w:r>
+          </w:p>
+        </w:tc>
+        <w:tc>
+          <w:tcPr>
+            <w:tcW w:type="dxa" w:w="5040"/>
+          </w:tcPr>
+          <w:p>
+            <w:r/>
+            <w:r>
+              <w:rPr>
+                <w:rFonts w:ascii="Calibri" w:hAnsi="Calibri"/>
+                <w:b w:val="0"/>
+                <w:i w:val="0"/>
+                <w:color w:val="000000"/>
+                <w:sz w:val="22"/>
+                <w:u w:val="none"/>
+              </w:rPr>
+              <w:t>At the end of 42 minutes I can define and identify key concepts related to: describe the velocity of an object relative ...</w:t>
+            </w:r>
+          </w:p>
+        </w:tc>
+      </w:tr>
+      <w:tr>
+        <w:tc>
+          <w:tcPr>
+            <w:tcW w:type="dxa" w:w="1008"/>
+            <w:shd w:fill="F2F2F2" w:val="clear"/>
+          </w:tcPr>
+          <w:p>
+            <w:r/>
+            <w:r>
+              <w:rPr>
+                <w:rFonts w:ascii="Calibri" w:hAnsi="Calibri"/>
+                <w:b w:val="0"/>
+                <w:i w:val="0"/>
+                <w:color w:val="000000"/>
+                <w:sz w:val="22"/>
+                <w:u w:val="none"/>
+              </w:rPr>
+              <w:t>20</w:t>
+            </w:r>
+          </w:p>
+        </w:tc>
+        <w:tc>
+          <w:tcPr>
+            <w:tcW w:type="dxa" w:w="2880"/>
+            <w:shd w:fill="F2F2F2" w:val="clear"/>
+          </w:tcPr>
+          <w:p>
+            <w:r/>
+            <w:r>
+              <w:rPr>
+                <w:rFonts w:ascii="Calibri" w:hAnsi="Calibri"/>
+                <w:b w:val="0"/>
+                <w:i w:val="0"/>
+                <w:color w:val="000000"/>
+                <w:sz w:val="22"/>
+                <w:u w:val="none"/>
+              </w:rPr>
+              <w:t>Relative Motion (Day 2 of 2)</w:t>
+            </w:r>
+          </w:p>
+        </w:tc>
+        <w:tc>
+          <w:tcPr>
+            <w:tcW w:type="dxa" w:w="864"/>
+            <w:shd w:fill="F2F2F2" w:val="clear"/>
+          </w:tcPr>
+          <w:p>
+            <w:r/>
+            <w:r>
+              <w:rPr>
+                <w:rFonts w:ascii="Calibri" w:hAnsi="Calibri"/>
+                <w:b w:val="0"/>
+                <w:i w:val="0"/>
+                <w:color w:val="000000"/>
+                <w:sz w:val="22"/>
+                <w:u w:val="none"/>
+              </w:rPr>
+              <w:t>1</w:t>
+            </w:r>
+          </w:p>
+        </w:tc>
+        <w:tc>
+          <w:tcPr>
+            <w:tcW w:type="dxa" w:w="5040"/>
+            <w:shd w:fill="F2F2F2" w:val="clear"/>
+          </w:tcPr>
+          <w:p>
+            <w:r/>
+            <w:r>
+              <w:rPr>
+                <w:rFonts w:ascii="Calibri" w:hAnsi="Calibri"/>
+                <w:b w:val="0"/>
+                <w:i w:val="0"/>
+                <w:color w:val="000000"/>
+                <w:sz w:val="22"/>
+                <w:u w:val="none"/>
+              </w:rPr>
+              <w:t>At the end of 42 minutes I can apply and analyze my understanding to describe the velocity of an object relative to diff...</w:t>
+            </w:r>
+          </w:p>
+        </w:tc>
+      </w:tr>
+      <w:tr>
+        <w:tc>
+          <w:tcPr>
+            <w:tcW w:type="dxa" w:w="1008"/>
+          </w:tcPr>
+          <w:p>
+            <w:r/>
+            <w:r>
+              <w:rPr>
+                <w:rFonts w:ascii="Calibri" w:hAnsi="Calibri"/>
+                <w:b w:val="0"/>
+                <w:i w:val="0"/>
+                <w:color w:val="000000"/>
+                <w:sz w:val="22"/>
+                <w:u w:val="none"/>
+              </w:rPr>
+              <w:t>21</w:t>
+            </w:r>
+          </w:p>
+        </w:tc>
+        <w:tc>
+          <w:tcPr>
+            <w:tcW w:type="dxa" w:w="2880"/>
+          </w:tcPr>
+          <w:p>
+            <w:r/>
+            <w:r>
+              <w:rPr>
+                <w:rFonts w:ascii="Calibri" w:hAnsi="Calibri"/>
+                <w:b w:val="0"/>
+                <w:i w:val="0"/>
+                <w:color w:val="000000"/>
+                <w:sz w:val="22"/>
+                <w:u w:val="none"/>
+              </w:rPr>
+              <w:t>Kinematic Equations: Multi-Step Problem Solving</w:t>
+            </w:r>
+          </w:p>
+        </w:tc>
+        <w:tc>
+          <w:tcPr>
+            <w:tcW w:type="dxa" w:w="864"/>
+          </w:tcPr>
+          <w:p>
+            <w:r/>
+            <w:r>
+              <w:rPr>
+                <w:rFonts w:ascii="Calibri" w:hAnsi="Calibri"/>
+                <w:b w:val="0"/>
+                <w:i w:val="0"/>
+                <w:color w:val="000000"/>
+                <w:sz w:val="22"/>
+                <w:u w:val="none"/>
+              </w:rPr>
+              <w:t>1</w:t>
+            </w:r>
+          </w:p>
+        </w:tc>
+        <w:tc>
+          <w:tcPr>
+            <w:tcW w:type="dxa" w:w="5040"/>
+          </w:tcPr>
+          <w:p>
+            <w:r/>
+            <w:r>
+              <w:rPr>
+                <w:rFonts w:ascii="Calibri" w:hAnsi="Calibri"/>
+                <w:b w:val="0"/>
+                <w:i w:val="0"/>
+                <w:color w:val="000000"/>
+                <w:sz w:val="22"/>
+                <w:u w:val="none"/>
+              </w:rPr>
+              <w:t>At the end of 42 minutes I can select and apply the appropriate kinematic equation to solve multi-step motion problems.</w:t>
+            </w:r>
+          </w:p>
+        </w:tc>
+      </w:tr>
+      <w:tr>
+        <w:tc>
+          <w:tcPr>
+            <w:tcW w:type="dxa" w:w="1008"/>
+            <w:shd w:fill="F2F2F2" w:val="clear"/>
+          </w:tcPr>
+          <w:p>
+            <w:r/>
+            <w:r>
+              <w:rPr>
+                <w:rFonts w:ascii="Calibri" w:hAnsi="Calibri"/>
+                <w:b w:val="0"/>
+                <w:i w:val="0"/>
+                <w:color w:val="000000"/>
+                <w:sz w:val="22"/>
+                <w:u w:val="none"/>
+              </w:rPr>
+              <w:t>22</w:t>
+            </w:r>
+          </w:p>
+        </w:tc>
+        <w:tc>
+          <w:tcPr>
+            <w:tcW w:type="dxa" w:w="2880"/>
+            <w:shd w:fill="F2F2F2" w:val="clear"/>
+          </w:tcPr>
+          <w:p>
+            <w:r/>
+            <w:r>
+              <w:rPr>
+                <w:rFonts w:ascii="Calibri" w:hAnsi="Calibri"/>
+                <w:b w:val="0"/>
+                <w:i w:val="0"/>
+                <w:color w:val="000000"/>
+                <w:sz w:val="22"/>
+                <w:u w:val="none"/>
+              </w:rPr>
+              <w:t>Motion Graphs: Position-Time and Velocity-Time Analysis</w:t>
+            </w:r>
+          </w:p>
+        </w:tc>
+        <w:tc>
+          <w:tcPr>
+            <w:tcW w:type="dxa" w:w="864"/>
+            <w:shd w:fill="F2F2F2" w:val="clear"/>
+          </w:tcPr>
+          <w:p>
+            <w:r/>
+            <w:r>
+              <w:rPr>
+                <w:rFonts w:ascii="Calibri" w:hAnsi="Calibri"/>
+                <w:b w:val="0"/>
+                <w:i w:val="0"/>
+                <w:color w:val="000000"/>
+                <w:sz w:val="22"/>
+                <w:u w:val="none"/>
+              </w:rPr>
+              <w:t>1</w:t>
+            </w:r>
+          </w:p>
+        </w:tc>
+        <w:tc>
+          <w:tcPr>
+            <w:tcW w:type="dxa" w:w="5040"/>
+            <w:shd w:fill="F2F2F2" w:val="clear"/>
+          </w:tcPr>
+          <w:p>
+            <w:r/>
+            <w:r>
+              <w:rPr>
+                <w:rFonts w:ascii="Calibri" w:hAnsi="Calibri"/>
+                <w:b w:val="0"/>
+                <w:i w:val="0"/>
+                <w:color w:val="000000"/>
+                <w:sz w:val="22"/>
+                <w:u w:val="none"/>
+              </w:rPr>
+              <w:t>At the end of 42 minutes I can translate between position-time graphs, velocity-time graphs, and verbal descriptions of ...</w:t>
+            </w:r>
+          </w:p>
+        </w:tc>
+      </w:tr>
+      <w:tr>
+        <w:tc>
+          <w:tcPr>
+            <w:tcW w:type="dxa" w:w="1008"/>
+          </w:tcPr>
+          <w:p>
+            <w:r/>
+            <w:r>
+              <w:rPr>
+                <w:rFonts w:ascii="Calibri" w:hAnsi="Calibri"/>
+                <w:b w:val="0"/>
+                <w:i w:val="0"/>
+                <w:color w:val="000000"/>
+                <w:sz w:val="22"/>
+                <w:u w:val="none"/>
+              </w:rPr>
+              <w:t>23</w:t>
+            </w:r>
+          </w:p>
+        </w:tc>
+        <w:tc>
+          <w:tcPr>
+            <w:tcW w:type="dxa" w:w="2880"/>
+          </w:tcPr>
+          <w:p>
+            <w:r/>
+            <w:r>
+              <w:rPr>
+                <w:rFonts w:ascii="Calibri" w:hAnsi="Calibri"/>
+                <w:b w:val="0"/>
+                <w:i w:val="0"/>
+                <w:color w:val="000000"/>
+                <w:sz w:val="22"/>
+                <w:u w:val="none"/>
+              </w:rPr>
+              <w:t>Kinematics Problem-Solving Workshop</w:t>
+            </w:r>
+          </w:p>
+        </w:tc>
+        <w:tc>
+          <w:tcPr>
+            <w:tcW w:type="dxa" w:w="864"/>
+          </w:tcPr>
+          <w:p>
+            <w:r/>
+            <w:r>
+              <w:rPr>
+                <w:rFonts w:ascii="Calibri" w:hAnsi="Calibri"/>
+                <w:b w:val="0"/>
+                <w:i w:val="0"/>
+                <w:color w:val="000000"/>
+                <w:sz w:val="22"/>
+                <w:u w:val="none"/>
+              </w:rPr>
+              <w:t>1</w:t>
+            </w:r>
+          </w:p>
+        </w:tc>
+        <w:tc>
+          <w:tcPr>
+            <w:tcW w:type="dxa" w:w="5040"/>
+          </w:tcPr>
+          <w:p>
+            <w:r/>
+            <w:r>
+              <w:rPr>
+                <w:rFonts w:ascii="Calibri" w:hAnsi="Calibri"/>
+                <w:b w:val="0"/>
+                <w:i w:val="0"/>
+                <w:color w:val="000000"/>
+                <w:sz w:val="22"/>
+                <w:u w:val="none"/>
+              </w:rPr>
+              <w:t>At the end of 42 minutes I can solve a variety of kinematics problems by integrating graphical analysis, kinematic equat...</w:t>
+            </w:r>
+          </w:p>
+        </w:tc>
+      </w:tr>
+      <w:tr>
+        <w:tc>
+          <w:tcPr>
+            <w:tcW w:type="dxa" w:w="1008"/>
+            <w:shd w:fill="F2F2F2" w:val="clear"/>
+          </w:tcPr>
+          <w:p>
+            <w:r/>
+            <w:r>
+              <w:rPr>
+                <w:rFonts w:ascii="Calibri" w:hAnsi="Calibri"/>
+                <w:b w:val="0"/>
+                <w:i w:val="0"/>
+                <w:color w:val="000000"/>
+                <w:sz w:val="22"/>
+                <w:u w:val="none"/>
+              </w:rPr>
+              <w:t>24</w:t>
+            </w:r>
+          </w:p>
+        </w:tc>
+        <w:tc>
+          <w:tcPr>
+            <w:tcW w:type="dxa" w:w="2880"/>
+            <w:shd w:fill="F2F2F2" w:val="clear"/>
+          </w:tcPr>
+          <w:p>
+            <w:r/>
+            <w:r>
+              <w:rPr>
+                <w:rFonts w:ascii="Calibri" w:hAnsi="Calibri"/>
+                <w:b w:val="0"/>
+                <w:i w:val="0"/>
+                <w:color w:val="000000"/>
+                <w:sz w:val="22"/>
+                <w:u w:val="none"/>
+              </w:rPr>
+              <w:t>Projectile Motion: Practice and Real-World Applications</w:t>
+            </w:r>
+          </w:p>
+        </w:tc>
+        <w:tc>
+          <w:tcPr>
+            <w:tcW w:type="dxa" w:w="864"/>
+            <w:shd w:fill="F2F2F2" w:val="clear"/>
+          </w:tcPr>
+          <w:p>
+            <w:r/>
+            <w:r>
+              <w:rPr>
+                <w:rFonts w:ascii="Calibri" w:hAnsi="Calibri"/>
+                <w:b w:val="0"/>
+                <w:i w:val="0"/>
+                <w:color w:val="000000"/>
+                <w:sz w:val="22"/>
+                <w:u w:val="none"/>
+              </w:rPr>
+              <w:t>1</w:t>
+            </w:r>
+          </w:p>
+        </w:tc>
+        <w:tc>
+          <w:tcPr>
+            <w:tcW w:type="dxa" w:w="5040"/>
+            <w:shd w:fill="F2F2F2" w:val="clear"/>
+          </w:tcPr>
+          <w:p>
+            <w:r/>
+            <w:r>
+              <w:rPr>
+                <w:rFonts w:ascii="Calibri" w:hAnsi="Calibri"/>
+                <w:b w:val="0"/>
+                <w:i w:val="0"/>
+                <w:color w:val="000000"/>
+                <w:sz w:val="22"/>
+                <w:u w:val="none"/>
+              </w:rPr>
+              <w:t>At the end of 42 minutes I can solve projectile motion problems involving horizontal launch and connect projectile conce...</w:t>
+            </w:r>
+          </w:p>
+        </w:tc>
+      </w:tr>
+      <w:tr>
+        <w:tc>
+          <w:tcPr>
+            <w:tcW w:type="dxa" w:w="1008"/>
+          </w:tcPr>
+          <w:p>
+            <w:r/>
+            <w:r>
+              <w:rPr>
+                <w:rFonts w:ascii="Calibri" w:hAnsi="Calibri"/>
+                <w:b w:val="0"/>
+                <w:i w:val="0"/>
+                <w:color w:val="000000"/>
+                <w:sz w:val="22"/>
+                <w:u w:val="none"/>
+              </w:rPr>
+              <w:t>25</w:t>
+            </w:r>
+          </w:p>
+        </w:tc>
+        <w:tc>
+          <w:tcPr>
+            <w:tcW w:type="dxa" w:w="2880"/>
+          </w:tcPr>
+          <w:p>
+            <w:r/>
+            <w:r>
+              <w:rPr>
+                <w:rFonts w:ascii="Calibri" w:hAnsi="Calibri"/>
+                <w:b w:val="0"/>
+                <w:i w:val="0"/>
+                <w:color w:val="000000"/>
+                <w:sz w:val="22"/>
+                <w:u w:val="none"/>
+              </w:rPr>
+              <w:t>Kinematics Unit Review and Assessment Preparation</w:t>
+            </w:r>
+          </w:p>
+        </w:tc>
+        <w:tc>
+          <w:tcPr>
+            <w:tcW w:type="dxa" w:w="864"/>
+          </w:tcPr>
+          <w:p>
+            <w:r/>
+            <w:r>
+              <w:rPr>
+                <w:rFonts w:ascii="Calibri" w:hAnsi="Calibri"/>
+                <w:b w:val="0"/>
+                <w:i w:val="0"/>
+                <w:color w:val="000000"/>
+                <w:sz w:val="22"/>
+                <w:u w:val="none"/>
+              </w:rPr>
+              <w:t>1</w:t>
+            </w:r>
+          </w:p>
+        </w:tc>
+        <w:tc>
+          <w:tcPr>
+            <w:tcW w:type="dxa" w:w="5040"/>
+          </w:tcPr>
+          <w:p>
+            <w:r/>
+            <w:r>
+              <w:rPr>
+                <w:rFonts w:ascii="Calibri" w:hAnsi="Calibri"/>
+                <w:b w:val="0"/>
+                <w:i w:val="0"/>
+                <w:color w:val="000000"/>
+                <w:sz w:val="22"/>
+                <w:u w:val="none"/>
+              </w:rPr>
+              <w:t>At the end of 42 minutes I can demonstrate mastery of kinematics concepts including motion graphs, kinematic equations, ...</w:t>
             </w:r>
           </w:p>
         </w:tc>
@@ -1083,6 +2441,8 @@
                 <w:u w:val="none"/>
               </w:rPr>
               <w:t>Analyzing and Interpreting Data</w:t>
+              <w:br/>
+              <w:t>Constructing Explanations</w:t>
               <w:br/>
               <w:t>Constructing Explanations and Designing Solutions</w:t>
               <w:br/>
